--- a/Уни/4_semestar/referat_rf.docx
+++ b/Уни/4_semestar/referat_rf.docx
@@ -270,7 +270,29 @@
           <w:szCs w:val="36"/>
           <w:lang w:val="bg-BG"/>
         </w:rPr>
-        <w:t>по дисцлипна „Основи на изкуствения интелект“</w:t>
+        <w:t>по дисц</w:t>
+      </w:r>
+      <w:r>
+        <w:rPr>
+          <w:rFonts w:ascii="Times New Roman" w:hAnsi="Times New Roman" w:cs="Times New Roman"/>
+          <w:i/>
+          <w:iCs/>
+          <w:sz w:val="36"/>
+          <w:szCs w:val="36"/>
+          <w:lang w:val="bg-BG"/>
+        </w:rPr>
+        <w:t>иплина</w:t>
+      </w:r>
+      <w:r>
+        <w:rPr>
+          <w:rFonts w:ascii="Times New Roman" w:hAnsi="Times New Roman" w:cs="Times New Roman"/>
+          <w:i/>
+          <w:iCs/>
+          <w:sz w:val="36"/>
+          <w:szCs w:val="36"/>
+          <w:lang w:val="bg-BG"/>
+        </w:rPr>
+        <w:t xml:space="preserve"> „Основи на изкуствения интелект“</w:t>
       </w:r>
     </w:p>
     <w:p>
@@ -502,6 +524,16 @@
     </w:p>
     <w:sdt>
       <w:sdtPr>
+        <w:rPr>
+          <w:rFonts w:asciiTheme="minorHAnsi" w:eastAsiaTheme="minorHAnsi" w:hAnsiTheme="minorHAnsi" w:cstheme="minorBidi"/>
+          <w:b w:val="0"/>
+          <w:bCs w:val="0"/>
+          <w:color w:val="auto"/>
+          <w:kern w:val="2"/>
+          <w:sz w:val="24"/>
+          <w:szCs w:val="24"/>
+          <w14:ligatures w14:val="standardContextual"/>
+        </w:rPr>
         <w:id w:val="1154332036"/>
         <w:docPartObj>
           <w:docPartGallery w:val="Table of Contents"/>
@@ -510,13 +542,7 @@
       </w:sdtPr>
       <w:sdtEndPr>
         <w:rPr>
-          <w:rFonts w:asciiTheme="minorHAnsi" w:eastAsiaTheme="minorHAnsi" w:hAnsiTheme="minorHAnsi" w:cstheme="minorBidi"/>
           <w:noProof/>
-          <w:color w:val="auto"/>
-          <w:kern w:val="2"/>
-          <w:sz w:val="24"/>
-          <w:szCs w:val="24"/>
-          <w14:ligatures w14:val="standardContextual"/>
         </w:rPr>
       </w:sdtEndPr>
       <w:sdtContent>
@@ -2434,25 +2460,7 @@
                 <w:noProof/>
                 <w:lang w:val="bg-BG"/>
               </w:rPr>
-              <w:t>ИЗП</w:t>
-            </w:r>
-            <w:r>
-              <w:rPr>
-                <w:rStyle w:val="Hyperlink"/>
-                <w:rFonts w:ascii="Times New Roman" w:eastAsia="Times New Roman" w:hAnsi="Times New Roman" w:cs="Times New Roman"/>
-                <w:noProof/>
-                <w:lang w:val="bg-BG"/>
-              </w:rPr>
-              <w:t>О</w:t>
-            </w:r>
-            <w:r>
-              <w:rPr>
-                <w:rStyle w:val="Hyperlink"/>
-                <w:rFonts w:ascii="Times New Roman" w:eastAsia="Times New Roman" w:hAnsi="Times New Roman" w:cs="Times New Roman"/>
-                <w:noProof/>
-                <w:lang w:val="bg-BG"/>
-              </w:rPr>
-              <w:t>ЛЗВАНА ЛИТЕРАТУРА</w:t>
+              <w:t>ИЗПОЛЗВАНА ЛИТЕРАТУРА</w:t>
             </w:r>
             <w:r>
               <w:rPr>
@@ -2656,7 +2664,23 @@
           <w:color w:val="000000"/>
           <w:lang w:val="bg-BG"/>
         </w:rPr>
-        <w:t xml:space="preserve">Разработен от Лео Бреиман и Аделе Катлер в началото на </w:t>
+        <w:t xml:space="preserve">Разработен от Лео </w:t>
+      </w:r>
+      <w:r>
+        <w:rPr>
+          <w:rFonts w:ascii="Times New Roman" w:eastAsia="Times New Roman" w:hAnsi="Times New Roman" w:cs="Times New Roman"/>
+          <w:color w:val="000000"/>
+          <w:lang w:val="bg-BG"/>
+        </w:rPr>
+        <w:t>Брайман</w:t>
+      </w:r>
+      <w:r>
+        <w:rPr>
+          <w:rFonts w:ascii="Times New Roman" w:eastAsia="Times New Roman" w:hAnsi="Times New Roman" w:cs="Times New Roman"/>
+          <w:color w:val="000000"/>
+          <w:lang w:val="bg-BG"/>
+        </w:rPr>
+        <w:t xml:space="preserve"> и Аделе Катлер в началото на </w:t>
       </w:r>
       <w:r>
         <w:rPr>
@@ -3306,27 +3330,7 @@
                                 <w:sz w:val="20"/>
                                 <w:szCs w:val="20"/>
                               </w:rPr>
-                              <w:t>[</w:t>
-                            </w:r>
-                            <w:r>
-                              <w:rPr>
-                                <w:rFonts w:ascii="Times New Roman" w:hAnsi="Times New Roman" w:cs="Times New Roman"/>
-                                <w:i/>
-                                <w:iCs/>
-                                <w:sz w:val="20"/>
-                                <w:szCs w:val="20"/>
-                              </w:rPr>
-                              <w:t>https://www.displayr.com/</w:t>
-                            </w:r>
-                            <w:r>
-                              <w:rPr>
-                                <w:rFonts w:ascii="Times New Roman" w:hAnsi="Times New Roman" w:cs="Times New Roman"/>
-                                <w:i/>
-                                <w:iCs/>
-                                <w:sz w:val="20"/>
-                                <w:szCs w:val="20"/>
-                              </w:rPr>
-                              <w:t>]</w:t>
+                              <w:t>[https://www.displayr.com/]</w:t>
                             </w:r>
                           </w:p>
                         </w:txbxContent>
@@ -3656,7 +3660,29 @@
                                 <w:szCs w:val="20"/>
                                 <w:lang w:val="bg-BG"/>
                               </w:rPr>
-                              <w:t xml:space="preserve">Фигура 2: Структруа на дърво на решенията. Източник: </w:t>
+                              <w:t>Фигура 2: Структ</w:t>
+                            </w:r>
+                            <w:r>
+                              <w:rPr>
+                                <w:rFonts w:ascii="Times New Roman" w:hAnsi="Times New Roman" w:cs="Times New Roman"/>
+                                <w:i/>
+                                <w:iCs/>
+                                <w:sz w:val="20"/>
+                                <w:szCs w:val="20"/>
+                                <w:lang w:val="bg-BG"/>
+                              </w:rPr>
+                              <w:t>ур</w:t>
+                            </w:r>
+                            <w:r>
+                              <w:rPr>
+                                <w:rFonts w:ascii="Times New Roman" w:hAnsi="Times New Roman" w:cs="Times New Roman"/>
+                                <w:i/>
+                                <w:iCs/>
+                                <w:sz w:val="20"/>
+                                <w:szCs w:val="20"/>
+                                <w:lang w:val="bg-BG"/>
+                              </w:rPr>
+                              <w:t xml:space="preserve">а на дърво на решенията. Източник: </w:t>
                             </w:r>
                             <w:r>
                               <w:rPr>
@@ -3666,27 +3692,7 @@
                                 <w:sz w:val="20"/>
                                 <w:szCs w:val="20"/>
                               </w:rPr>
-                              <w:t>[</w:t>
-                            </w:r>
-                            <w:r>
-                              <w:rPr>
-                                <w:rFonts w:ascii="Times New Roman" w:hAnsi="Times New Roman" w:cs="Times New Roman"/>
-                                <w:i/>
-                                <w:iCs/>
-                                <w:sz w:val="20"/>
-                                <w:szCs w:val="20"/>
-                              </w:rPr>
-                              <w:t>https://www.almabetter.com/</w:t>
-                            </w:r>
-                            <w:r>
-                              <w:rPr>
-                                <w:rFonts w:ascii="Times New Roman" w:hAnsi="Times New Roman" w:cs="Times New Roman"/>
-                                <w:i/>
-                                <w:iCs/>
-                                <w:sz w:val="20"/>
-                                <w:szCs w:val="20"/>
-                              </w:rPr>
-                              <w:t>]</w:t>
+                              <w:t>[https://www.almabetter.com/]</w:t>
                             </w:r>
                           </w:p>
                         </w:txbxContent>
@@ -3711,7 +3717,11 @@
           </mc:Choice>
           <mc:Fallback>
             <w:pict>
-              <v:shape w14:anchorId="16B652C5" id="Text Box 5" o:spid="_x0000_s1027" type="#_x0000_t202" style="position:absolute;left:0;text-align:left;margin-left:134.25pt;margin-top:297.2pt;width:216.8pt;height:50.2pt;z-index:251661312;visibility:visible;mso-wrap-style:square;mso-width-percent:0;mso-height-percent:0;mso-wrap-distance-left:9pt;mso-wrap-distance-top:0;mso-wrap-distance-right:9pt;mso-wrap-distance-bottom:0;mso-position-horizontal:absolute;mso-position-horizontal-relative:text;mso-position-vertical:absolute;mso-position-vertical-relative:text;mso-width-percent:0;mso-height-percent:0;mso-width-relative:margin;mso-height-relative:margin;v-text-anchor:top" o:gfxdata="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" fillcolor="white [3201]" stroked="f" strokeweight=".5pt">
+              <v:shapetype w14:anchorId="16B652C5" id="_x0000_t202" coordsize="21600,21600" o:spt="202" path="m,l,21600r21600,l21600,xe">
+                <v:stroke joinstyle="miter"/>
+                <v:path gradientshapeok="t" o:connecttype="rect"/>
+              </v:shapetype>
+              <v:shape id="Text Box 5" o:spid="_x0000_s1027" type="#_x0000_t202" style="position:absolute;left:0;text-align:left;margin-left:134.25pt;margin-top:297.2pt;width:216.8pt;height:50.2pt;z-index:251661312;visibility:visible;mso-wrap-style:square;mso-width-percent:0;mso-height-percent:0;mso-wrap-distance-left:9pt;mso-wrap-distance-top:0;mso-wrap-distance-right:9pt;mso-wrap-distance-bottom:0;mso-position-horizontal:absolute;mso-position-horizontal-relative:text;mso-position-vertical:absolute;mso-position-vertical-relative:text;mso-width-percent:0;mso-height-percent:0;mso-width-relative:margin;mso-height-relative:margin;v-text-anchor:top" o:gfxdata="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" fillcolor="white [3201]" stroked="f" strokeweight=".5pt">
                 <v:textbox>
                   <w:txbxContent>
                     <w:p>
@@ -3733,7 +3743,29 @@
                           <w:szCs w:val="20"/>
                           <w:lang w:val="bg-BG"/>
                         </w:rPr>
-                        <w:t xml:space="preserve">Фигура 2: Структруа на дърво на решенията. Източник: </w:t>
+                        <w:t>Фигура 2: Структ</w:t>
+                      </w:r>
+                      <w:r>
+                        <w:rPr>
+                          <w:rFonts w:ascii="Times New Roman" w:hAnsi="Times New Roman" w:cs="Times New Roman"/>
+                          <w:i/>
+                          <w:iCs/>
+                          <w:sz w:val="20"/>
+                          <w:szCs w:val="20"/>
+                          <w:lang w:val="bg-BG"/>
+                        </w:rPr>
+                        <w:t>ур</w:t>
+                      </w:r>
+                      <w:r>
+                        <w:rPr>
+                          <w:rFonts w:ascii="Times New Roman" w:hAnsi="Times New Roman" w:cs="Times New Roman"/>
+                          <w:i/>
+                          <w:iCs/>
+                          <w:sz w:val="20"/>
+                          <w:szCs w:val="20"/>
+                          <w:lang w:val="bg-BG"/>
+                        </w:rPr>
+                        <w:t xml:space="preserve">а на дърво на решенията. Източник: </w:t>
                       </w:r>
                       <w:r>
                         <w:rPr>
@@ -3743,27 +3775,7 @@
                           <w:sz w:val="20"/>
                           <w:szCs w:val="20"/>
                         </w:rPr>
-                        <w:t>[</w:t>
-                      </w:r>
-                      <w:r>
-                        <w:rPr>
-                          <w:rFonts w:ascii="Times New Roman" w:hAnsi="Times New Roman" w:cs="Times New Roman"/>
-                          <w:i/>
-                          <w:iCs/>
-                          <w:sz w:val="20"/>
-                          <w:szCs w:val="20"/>
-                        </w:rPr>
-                        <w:t>https://www.almabetter.com/</w:t>
-                      </w:r>
-                      <w:r>
-                        <w:rPr>
-                          <w:rFonts w:ascii="Times New Roman" w:hAnsi="Times New Roman" w:cs="Times New Roman"/>
-                          <w:i/>
-                          <w:iCs/>
-                          <w:sz w:val="20"/>
-                          <w:szCs w:val="20"/>
-                        </w:rPr>
-                        <w:t>]</w:t>
+                        <w:t>[https://www.almabetter.com/]</w:t>
                       </w:r>
                     </w:p>
                   </w:txbxContent>
@@ -3787,7 +3799,7 @@
           <w:noProof/>
         </w:rPr>
         <w:drawing>
-          <wp:inline distT="0" distB="0" distL="0" distR="0" wp14:anchorId="73530B48" wp14:editId="4A001C5A">
+          <wp:inline distT="0" distB="0" distL="0" distR="0" wp14:anchorId="73530B48" wp14:editId="55052BF6">
             <wp:extent cx="5425191" cy="3615055"/>
             <wp:effectExtent l="0" t="0" r="0" b="4445"/>
             <wp:docPr id="591642404" name="Picture 3" descr="Decision Tree in Machine Learning"/>
@@ -4710,7 +4722,22 @@
           <w:rFonts w:ascii="Times New Roman" w:eastAsia="Times New Roman" w:hAnsi="Times New Roman" w:cs="Times New Roman"/>
           <w:color w:val="000000"/>
         </w:rPr>
-        <w:t>Нека разберем как точно се строи Random Forest. Централна роля играе техниката Bootstrap Aggregating, или накратко Bagging, предложена от Лео Бреиман още през 1996 г.</w:t>
+        <w:t xml:space="preserve">Нека разберем как точно се строи Random Forest. Централна роля играе техниката Bootstrap Aggregating, или накратко Bagging, предложена от Лео </w:t>
+      </w:r>
+      <w:r>
+        <w:rPr>
+          <w:rFonts w:ascii="Times New Roman" w:eastAsia="Times New Roman" w:hAnsi="Times New Roman" w:cs="Times New Roman"/>
+          <w:color w:val="000000"/>
+          <w:lang w:val="bg-BG"/>
+        </w:rPr>
+        <w:t>Брайман</w:t>
+      </w:r>
+      <w:r>
+        <w:rPr>
+          <w:rFonts w:ascii="Times New Roman" w:eastAsia="Times New Roman" w:hAnsi="Times New Roman" w:cs="Times New Roman"/>
+          <w:color w:val="000000"/>
+        </w:rPr>
+        <w:t xml:space="preserve"> още през 1996 г.</w:t>
       </w:r>
     </w:p>
     <w:p>
@@ -4802,7 +4829,20 @@
         <w:rPr>
           <w:rFonts w:ascii="Times New Roman" w:eastAsia="Times New Roman" w:hAnsi="Times New Roman" w:cs="Times New Roman"/>
         </w:rPr>
-        <w:t>За всяка извадка трениране на отделно дърво на решенията.</w:t>
+        <w:t xml:space="preserve">За всяка извадка </w:t>
+      </w:r>
+      <w:r>
+        <w:rPr>
+          <w:rFonts w:ascii="Times New Roman" w:eastAsia="Times New Roman" w:hAnsi="Times New Roman" w:cs="Times New Roman"/>
+          <w:lang w:val="bg-BG"/>
+        </w:rPr>
+        <w:t>се тренира</w:t>
+      </w:r>
+      <w:r>
+        <w:rPr>
+          <w:rFonts w:ascii="Times New Roman" w:eastAsia="Times New Roman" w:hAnsi="Times New Roman" w:cs="Times New Roman"/>
+        </w:rPr>
+        <w:t xml:space="preserve"> отделно дърво на решенията.</w:t>
       </w:r>
     </w:p>
     <w:p>
@@ -4835,28 +4875,7 @@
           <w:rFonts w:ascii="Times New Roman" w:hAnsi="Times New Roman" w:cs="Times New Roman"/>
           <w:lang w:val="bg-BG"/>
         </w:rPr>
-        <w:t>Математически доказано е, че около 63.2% от оригиналните примери попадат в типична бутстрап извадка (поради дублиране). Останалите около 36.8% не попадат в извадката и се</w:t>
-      </w:r>
-      <w:r>
-        <w:rPr>
-          <w:rFonts w:ascii="Times New Roman" w:hAnsi="Times New Roman" w:cs="Times New Roman"/>
-          <w:lang w:val="bg-BG"/>
-        </w:rPr>
-        <w:t xml:space="preserve"> заделят като</w:t>
-      </w:r>
-      <w:r>
-        <w:rPr>
-          <w:rFonts w:ascii="Times New Roman" w:hAnsi="Times New Roman" w:cs="Times New Roman"/>
-          <w:lang w:val="bg-BG"/>
-        </w:rPr>
-        <w:t xml:space="preserve"> Out-of-Bag (OOB) примери. Тези OOB примери могат да се използват за оценка на модела, без да е нужно отделен тестов набор — много полезно свойство</w:t>
-      </w:r>
-      <w:r>
-        <w:rPr>
-          <w:rFonts w:ascii="Times New Roman" w:hAnsi="Times New Roman" w:cs="Times New Roman"/>
-          <w:lang w:val="bg-BG"/>
-        </w:rPr>
-        <w:t>.</w:t>
+        <w:t>Математически доказано е, че около 63.2% от оригиналните примери попадат в типична бутстрап извадка (поради дублиране). Останалите около 36.8% не попадат в извадката и се заделят като Out-of-Bag (OOB) примери. Тези OOB примери могат да се използват за оценка на модела, без да е нужно отделен тестов набор — много полезно свойство.</w:t>
       </w:r>
     </w:p>
     <w:p>
@@ -4969,7 +4988,22 @@
           <w:color w:val="000000"/>
         </w:rPr>
         <w:lastRenderedPageBreak/>
-        <w:t>Тук идва ключовото нововъведение на Random Forest, предложено от Бреиман: при всяко разделяне в дървото, не разглеждаме всички налич</w:t>
+        <w:t xml:space="preserve">Тук идва ключовото нововъведение на Random Forest, предложено от </w:t>
+      </w:r>
+      <w:r>
+        <w:rPr>
+          <w:rFonts w:ascii="Times New Roman" w:eastAsia="Times New Roman" w:hAnsi="Times New Roman" w:cs="Times New Roman"/>
+          <w:color w:val="000000"/>
+          <w:lang w:val="bg-BG"/>
+        </w:rPr>
+        <w:t>Брайман</w:t>
+      </w:r>
+      <w:r>
+        <w:rPr>
+          <w:rFonts w:ascii="Times New Roman" w:eastAsia="Times New Roman" w:hAnsi="Times New Roman" w:cs="Times New Roman"/>
+          <w:color w:val="000000"/>
+        </w:rPr>
+        <w:t>: при всяко разделяне в дървото, не разглеждаме всички налич</w:t>
       </w:r>
       <w:r>
         <w:rPr>
@@ -5290,7 +5324,25 @@
           <w:bCs/>
           <w:lang w:val="bg-BG"/>
         </w:rPr>
-        <w:t>Стъпка 1 – Задаване не хиперпараметри</w:t>
+        <w:t>Стъпка 1 – Задаване н</w:t>
+      </w:r>
+      <w:r>
+        <w:rPr>
+          <w:rFonts w:ascii="Times New Roman" w:hAnsi="Times New Roman" w:cs="Times New Roman"/>
+          <w:b/>
+          <w:bCs/>
+          <w:lang w:val="bg-BG"/>
+        </w:rPr>
+        <w:t>а</w:t>
+      </w:r>
+      <w:r>
+        <w:rPr>
+          <w:rFonts w:ascii="Times New Roman" w:hAnsi="Times New Roman" w:cs="Times New Roman"/>
+          <w:b/>
+          <w:bCs/>
+          <w:lang w:val="bg-BG"/>
+        </w:rPr>
+        <w:t xml:space="preserve"> хиперпараметри</w:t>
       </w:r>
     </w:p>
     <w:p>
@@ -5906,27 +5958,7 @@
                                 <w:sz w:val="20"/>
                                 <w:szCs w:val="20"/>
                               </w:rPr>
-                              <w:t>[</w:t>
-                            </w:r>
-                            <w:r>
-                              <w:rPr>
-                                <w:rFonts w:ascii="Times New Roman" w:hAnsi="Times New Roman" w:cs="Times New Roman"/>
-                                <w:i/>
-                                <w:iCs/>
-                                <w:sz w:val="20"/>
-                                <w:szCs w:val="20"/>
-                              </w:rPr>
-                              <w:t>https://www.geeksforgeeks.org/</w:t>
-                            </w:r>
-                            <w:r>
-                              <w:rPr>
-                                <w:rFonts w:ascii="Times New Roman" w:hAnsi="Times New Roman" w:cs="Times New Roman"/>
-                                <w:i/>
-                                <w:iCs/>
-                                <w:sz w:val="20"/>
-                                <w:szCs w:val="20"/>
-                              </w:rPr>
-                              <w:t>]</w:t>
+                              <w:t>[https://www.geeksforgeeks.org/]</w:t>
                             </w:r>
                           </w:p>
                         </w:txbxContent>
@@ -6192,7 +6224,7 @@
                                     </pic:cNvPicPr>
                                   </pic:nvPicPr>
                                   <pic:blipFill>
-                                    <a:blip r:embed="rId11">
+                                    <a:blip r:embed="rId12">
                                       <a:extLst>
                                         <a:ext uri="{28A0092B-C50C-407E-A947-70E740481C1C}">
                                           <a14:useLocalDpi xmlns:a14="http://schemas.microsoft.com/office/drawing/2010/main" val="0"/>
@@ -6330,7 +6362,22 @@
           <w:rFonts w:ascii="Times New Roman" w:eastAsia="Times New Roman" w:hAnsi="Times New Roman" w:cs="Times New Roman"/>
           <w:color w:val="000000"/>
         </w:rPr>
-        <w:t>Нека приемем, че всяко дърво е независим класификатор с вероятност p &gt; 0.5 да сгреши правилно. Ако имаме K такива дървета, вероятността мнозинството от тях да сгреши (тоест повече от K/2 да дадат грешна класификация) е:</w:t>
+        <w:t xml:space="preserve">Нека приемем, че всяко дърво е независим класификатор с вероятност p &gt; 0.5 да </w:t>
+      </w:r>
+      <w:r>
+        <w:rPr>
+          <w:rFonts w:ascii="Times New Roman" w:eastAsia="Times New Roman" w:hAnsi="Times New Roman" w:cs="Times New Roman"/>
+          <w:color w:val="000000"/>
+          <w:lang w:val="bg-BG"/>
+        </w:rPr>
+        <w:t>класифицира</w:t>
+      </w:r>
+      <w:r>
+        <w:rPr>
+          <w:rFonts w:ascii="Times New Roman" w:eastAsia="Times New Roman" w:hAnsi="Times New Roman" w:cs="Times New Roman"/>
+          <w:color w:val="000000"/>
+        </w:rPr>
+        <w:t xml:space="preserve"> правилно. Ако имаме K такива дървета, вероятността мнозинството от тях да сгреши (тоест повече от K/2 да дадат грешна класификация) е:</w:t>
       </w:r>
     </w:p>
     <w:p>
@@ -6920,7 +6967,26 @@
           <w:bCs/>
           <w:color w:val="000000"/>
         </w:rPr>
-        <w:t>Устойчивост на шум и изкъртени стойности (outliers)</w:t>
+        <w:t xml:space="preserve">Устойчивост на шум и </w:t>
+      </w:r>
+      <w:r>
+        <w:rPr>
+          <w:rFonts w:ascii="Times New Roman" w:eastAsia="Times New Roman" w:hAnsi="Times New Roman" w:cs="Times New Roman"/>
+          <w:b/>
+          <w:bCs/>
+          <w:color w:val="000000"/>
+          <w:lang w:val="bg-BG"/>
+        </w:rPr>
+        <w:t>отдалечени</w:t>
+      </w:r>
+      <w:r>
+        <w:rPr>
+          <w:rFonts w:ascii="Times New Roman" w:eastAsia="Times New Roman" w:hAnsi="Times New Roman" w:cs="Times New Roman"/>
+          <w:b/>
+          <w:bCs/>
+          <w:color w:val="000000"/>
+        </w:rPr>
+        <w:t xml:space="preserve"> стойности (outliers)</w:t>
       </w:r>
     </w:p>
     <w:p>
@@ -6934,7 +7000,21 @@
           <w:rFonts w:ascii="Times New Roman" w:eastAsia="Times New Roman" w:hAnsi="Times New Roman" w:cs="Times New Roman"/>
           <w:color w:val="000000"/>
         </w:rPr>
-        <w:t>Чрез усредняването на много дървета, Random Forest е значително по-устойчив на шум в данните и изкъртени стойности, отколкото едно дърво на решенията. Дори ако някои дървета са "заблудени" от шума, мнозинството ги коригира.</w:t>
+        <w:t xml:space="preserve">Чрез усредняването на много дървета, Random Forest е значително по-устойчив на шум в данните и </w:t>
+      </w:r>
+      <w:r>
+        <w:rPr>
+          <w:rFonts w:ascii="Times New Roman" w:eastAsia="Times New Roman" w:hAnsi="Times New Roman" w:cs="Times New Roman"/>
+          <w:color w:val="000000"/>
+        </w:rPr>
+        <w:t>outliers</w:t>
+      </w:r>
+      <w:r>
+        <w:rPr>
+          <w:rFonts w:ascii="Times New Roman" w:eastAsia="Times New Roman" w:hAnsi="Times New Roman" w:cs="Times New Roman"/>
+          <w:color w:val="000000"/>
+        </w:rPr>
+        <w:t>, отколкото едно дърво на решенията. Дори ако някои дървета са "заблудени" от шума, мнозинството ги коригира.</w:t>
       </w:r>
     </w:p>
     <w:p>
@@ -7255,27 +7335,7 @@
                                 <w:sz w:val="20"/>
                                 <w:szCs w:val="20"/>
                               </w:rPr>
-                              <w:t>[</w:t>
-                            </w:r>
-                            <w:r>
-                              <w:rPr>
-                                <w:rFonts w:ascii="Times New Roman" w:hAnsi="Times New Roman" w:cs="Times New Roman"/>
-                                <w:i/>
-                                <w:iCs/>
-                                <w:sz w:val="20"/>
-                                <w:szCs w:val="20"/>
-                              </w:rPr>
-                              <w:t>https://www.geeksforgeeks.org/</w:t>
-                            </w:r>
-                            <w:r>
-                              <w:rPr>
-                                <w:rFonts w:ascii="Times New Roman" w:hAnsi="Times New Roman" w:cs="Times New Roman"/>
-                                <w:i/>
-                                <w:iCs/>
-                                <w:sz w:val="20"/>
-                                <w:szCs w:val="20"/>
-                              </w:rPr>
-                              <w:t>]</w:t>
+                              <w:t>[https://www.geeksforgeeks.org/]</w:t>
                             </w:r>
                           </w:p>
                         </w:txbxContent>
@@ -7423,7 +7483,7 @@
                     </pic:cNvPicPr>
                   </pic:nvPicPr>
                   <pic:blipFill>
-                    <a:blip r:embed="rId12">
+                    <a:blip r:embed="rId13">
                       <a:extLst>
                         <a:ext uri="{28A0092B-C50C-407E-A947-70E740481C1C}">
                           <a14:useLocalDpi xmlns:a14="http://schemas.microsoft.com/office/drawing/2010/main" val="0"/>
@@ -7704,7 +7764,26 @@
           <w:bCs/>
           <w:color w:val="000000"/>
         </w:rPr>
-        <w:t>Лоша производителност при силно некоректни данни</w:t>
+        <w:t xml:space="preserve">Лоша производителност при силно </w:t>
+      </w:r>
+      <w:r>
+        <w:rPr>
+          <w:rFonts w:ascii="Times New Roman" w:eastAsia="Times New Roman" w:hAnsi="Times New Roman" w:cs="Times New Roman"/>
+          <w:b/>
+          <w:bCs/>
+          <w:color w:val="000000"/>
+          <w:lang w:val="bg-BG"/>
+        </w:rPr>
+        <w:t>неравномерно разпределени</w:t>
+      </w:r>
+      <w:r>
+        <w:rPr>
+          <w:rFonts w:ascii="Times New Roman" w:eastAsia="Times New Roman" w:hAnsi="Times New Roman" w:cs="Times New Roman"/>
+          <w:b/>
+          <w:bCs/>
+          <w:color w:val="000000"/>
+        </w:rPr>
+        <w:t xml:space="preserve"> данни</w:t>
       </w:r>
     </w:p>
     <w:p>
@@ -8493,7 +8572,65 @@
           <w:rFonts w:ascii="Times New Roman" w:eastAsia="Times New Roman" w:hAnsi="Times New Roman" w:cs="Times New Roman"/>
           <w:color w:val="000000"/>
         </w:rPr>
-        <w:t>Random Forest е особено ценен заради своята универсалност: работи добре без много настройка, не изисква предобработка на данните, предоставя естествена оценка на важността на признаците и е устойчив на шум и изкъртени стойности. Тези качества го правят предпочитан инструмент в широк спектър от приложения — от медицинска диагностика до финансов анализ и екологично моделиране.</w:t>
+        <w:t>Random Forest е особено ценен заради своята универсалност: работи добре без много настройка, не изисква предобработка на данните, предоставя естествена оценка на важността на признаците и е устойчив на шум и</w:t>
+      </w:r>
+      <w:r>
+        <w:rPr>
+          <w:rFonts w:ascii="Times New Roman" w:eastAsia="Times New Roman" w:hAnsi="Times New Roman" w:cs="Times New Roman"/>
+          <w:color w:val="000000"/>
+          <w:lang w:val="bg-BG"/>
+        </w:rPr>
+        <w:t xml:space="preserve"> </w:t>
+      </w:r>
+      <w:r>
+        <w:rPr>
+          <w:rFonts w:ascii="Times New Roman" w:eastAsia="Times New Roman" w:hAnsi="Times New Roman" w:cs="Times New Roman"/>
+          <w:color w:val="000000"/>
+        </w:rPr>
+        <w:t>outliers</w:t>
+      </w:r>
+      <w:r>
+        <w:rPr>
+          <w:rFonts w:ascii="Times New Roman" w:eastAsia="Times New Roman" w:hAnsi="Times New Roman" w:cs="Times New Roman"/>
+          <w:color w:val="000000"/>
+        </w:rPr>
+        <w:t xml:space="preserve"> </w:t>
+      </w:r>
+      <w:r>
+        <w:rPr>
+          <w:rFonts w:ascii="Times New Roman" w:eastAsia="Times New Roman" w:hAnsi="Times New Roman" w:cs="Times New Roman"/>
+          <w:color w:val="000000"/>
+        </w:rPr>
+        <w:t>(</w:t>
+      </w:r>
+      <w:r>
+        <w:rPr>
+          <w:rFonts w:ascii="Times New Roman" w:eastAsia="Times New Roman" w:hAnsi="Times New Roman" w:cs="Times New Roman"/>
+          <w:color w:val="000000"/>
+          <w:lang w:val="bg-BG"/>
+        </w:rPr>
+        <w:t>отдалечени</w:t>
+      </w:r>
+      <w:r>
+        <w:rPr>
+          <w:rFonts w:ascii="Times New Roman" w:eastAsia="Times New Roman" w:hAnsi="Times New Roman" w:cs="Times New Roman"/>
+          <w:color w:val="000000"/>
+        </w:rPr>
+        <w:t xml:space="preserve"> стойности</w:t>
+      </w:r>
+      <w:r>
+        <w:rPr>
+          <w:rFonts w:ascii="Times New Roman" w:eastAsia="Times New Roman" w:hAnsi="Times New Roman" w:cs="Times New Roman"/>
+          <w:color w:val="000000"/>
+        </w:rPr>
+        <w:t>)</w:t>
+      </w:r>
+      <w:r>
+        <w:rPr>
+          <w:rFonts w:ascii="Times New Roman" w:eastAsia="Times New Roman" w:hAnsi="Times New Roman" w:cs="Times New Roman"/>
+          <w:color w:val="000000"/>
+        </w:rPr>
+        <w:t>. Тези качества го правят предпочитан инструмент в широк спектър от приложения — от медицинска диагностика до финансов анализ и екологично моделиране.</w:t>
       </w:r>
     </w:p>
     <w:p>
@@ -8777,7 +8914,7 @@
         </w:rPr>
         <w:t>[</w:t>
       </w:r>
-      <w:hyperlink r:id="rId13" w:history="1">
+      <w:hyperlink r:id="rId14" w:history="1">
         <w:r>
           <w:rPr>
             <w:rStyle w:val="Hyperlink"/>
@@ -8860,7 +8997,7 @@
         </w:rPr>
         <w:t xml:space="preserve"> [</w:t>
       </w:r>
-      <w:hyperlink r:id="rId14" w:history="1">
+      <w:hyperlink r:id="rId15" w:history="1">
         <w:r>
           <w:rPr>
             <w:rStyle w:val="Hyperlink"/>
@@ -8877,8 +9014,8 @@
       </w:r>
     </w:p>
     <w:sectPr>
-      <w:footerReference w:type="even" r:id="rId15"/>
-      <w:footerReference w:type="default" r:id="rId16"/>
+      <w:footerReference w:type="even" r:id="rId16"/>
+      <w:footerReference w:type="default" r:id="rId17"/>
       <w:pgSz w:w="12240" w:h="15840"/>
       <w:pgMar w:top="1440" w:right="1440" w:bottom="1440" w:left="1440" w:header="720" w:footer="720" w:gutter="0"/>
       <w:cols w:space="720"/>
